--- a/PflichtenheftProjekt.docx
+++ b/PflichtenheftProjekt.docx
@@ -9,13 +9,21 @@
     </w:p>
     <w:p>
       <w:r>
-        <w:t>Ein Gasthaus hat ein Programm zur Dokumentation in Auftrag gegeben, wobei der normale Tagesablauf digitalisiert mit Datenbanken werden soll..</w:t>
+        <w:t>Ein Gasthaus hat ein Programm zur Dokumentation in Auftrag gegeben, wobei der normale Tagesablauf digitalisiert mit Datenbanken werden soll.</w:t>
+      </w:r>
+      <w:r>
+        <w:t xml:space="preserve"> Dies soll auf der Programmiersprache Java basieren mithilfe von ORMLite.</w:t>
       </w:r>
     </w:p>
     <w:p/>
     <w:p>
       <w:r>
-        <w:t xml:space="preserve">Einteilung in: </w:t>
+        <w:t xml:space="preserve">Funktionen: </w:t>
+      </w:r>
+    </w:p>
+    <w:p>
+      <w:r>
+        <w:t>Muss:</w:t>
       </w:r>
     </w:p>
     <w:p>
@@ -27,7 +35,28 @@
         </w:numPr>
       </w:pPr>
       <w:r>
-        <w:t>Tisch</w:t>
+        <w:t>Gerichte hinzufügen, entfernen, bearbeiten,</w:t>
+      </w:r>
+      <w:r>
+        <w:t xml:space="preserve"> </w:t>
+      </w:r>
+      <w:r>
+        <w:t>Tisch hinzufügen</w:t>
+      </w:r>
+      <w:r>
+        <w:t>, 2 Plätze/ 4 Plätze</w:t>
+      </w:r>
+      <w:r>
+        <w:t xml:space="preserve">, </w:t>
+      </w:r>
+      <w:r>
+        <w:t>Mitarbeiter Hinzufügen</w:t>
+      </w:r>
+      <w:r>
+        <w:t>(nur Koch)</w:t>
+      </w:r>
+      <w:r>
+        <w:t xml:space="preserve">, </w:t>
       </w:r>
     </w:p>
     <w:p>
@@ -39,7 +68,12 @@
         </w:numPr>
       </w:pPr>
       <w:r>
-        <w:t>Bestellung</w:t>
+        <w:t>Bestellung aufgeben (Essen auswählen, Tisch auswählen, Anzahl eingeben)</w:t>
+      </w:r>
+    </w:p>
+    <w:p>
+      <w:r>
+        <w:t>Optional:</w:t>
       </w:r>
     </w:p>
     <w:p>
@@ -51,7 +85,13 @@
         </w:numPr>
       </w:pPr>
       <w:r>
-        <w:t>Mitarbeiter</w:t>
+        <w:t>Rechnung erstellen (Gesamtpreis berechnen, Zahlungsart speichern, Bestellung als bezahlt markieren</w:t>
+      </w:r>
+      <w:r>
+        <w:t>, Wann wurde bezahlt</w:t>
+      </w:r>
+      <w:r>
+        <w:t>)</w:t>
       </w:r>
     </w:p>
     <w:p>
@@ -63,7 +103,19 @@
         </w:numPr>
       </w:pPr>
       <w:r>
-        <w:t>Reservierung</w:t>
+        <w:t>Statistik mit anzeige wo oben steht wie oft welche Gerichte bestellt wurden (Leaderboard)</w:t>
+      </w:r>
+    </w:p>
+    <w:p/>
+    <w:p>
+      <w:r>
+        <w:t xml:space="preserve"> </w:t>
+      </w:r>
+    </w:p>
+    <w:p/>
+    <w:p>
+      <w:r>
+        <w:t xml:space="preserve">Einteilung in: </w:t>
       </w:r>
     </w:p>
     <w:p>
@@ -75,7 +127,7 @@
         </w:numPr>
       </w:pPr>
       <w:r>
-        <w:t>Rechnung</w:t>
+        <w:t>Tisch</w:t>
       </w:r>
     </w:p>
     <w:p>
@@ -87,18 +139,7 @@
         </w:numPr>
       </w:pPr>
       <w:r>
-        <w:t>Menükarte</w:t>
-      </w:r>
-    </w:p>
-    <w:p/>
-    <w:p>
-      <w:r>
-        <w:t xml:space="preserve">Funktionen: </w:t>
-      </w:r>
-    </w:p>
-    <w:p>
-      <w:r>
-        <w:t>Muss:</w:t>
+        <w:t>Bestellung</w:t>
       </w:r>
     </w:p>
     <w:p>
@@ -110,31 +151,7 @@
         </w:numPr>
       </w:pPr>
       <w:r>
-        <w:t>Gerichte hinzufügen, entfernen, bearbeiten,</w:t>
-      </w:r>
-      <w:r>
-        <w:t xml:space="preserve"> Anzahl verfügbare Gerichte,</w:t>
-      </w:r>
-      <w:r>
-        <w:t xml:space="preserve"> Tisch hinzufügen, Tisch als reserviert oder frei </w:t>
-      </w:r>
-      <w:r>
-        <w:t>markieren</w:t>
-      </w:r>
-      <w:r>
-        <w:t>, 2 Plätze/ 4 Plätze</w:t>
-      </w:r>
-      <w:r>
-        <w:t xml:space="preserve">, </w:t>
-      </w:r>
-      <w:r>
-        <w:t>Mitarbeiter Hinzufügen</w:t>
-      </w:r>
-      <w:r>
-        <w:t>(nur Koch)</w:t>
-      </w:r>
-      <w:r>
-        <w:t xml:space="preserve">, </w:t>
+        <w:t>Mitarbeiter</w:t>
       </w:r>
     </w:p>
     <w:p>
@@ -146,19 +163,7 @@
         </w:numPr>
       </w:pPr>
       <w:r>
-        <w:t>Bestellung aufgeben (Essen auswählen, Tisch auswählen, Anzahl eingeben</w:t>
-      </w:r>
-      <w:r>
-        <w:t>,</w:t>
-      </w:r>
-      <w:r>
-        <w:t xml:space="preserve"> Bestellposition festlegen</w:t>
-      </w:r>
-      <w:r>
-        <w:t>, von Verfügbaren Gerichten wegzählen und wenn es das nicht mehr gibt darunterschreiben, dass es ausverkauft ist</w:t>
-      </w:r>
-      <w:r>
-        <w:t>)</w:t>
+        <w:t>Rechnung</w:t>
       </w:r>
     </w:p>
     <w:p>
@@ -170,15 +175,7 @@
         </w:numPr>
       </w:pPr>
       <w:r>
-        <w:t>Reservierung erstellen</w:t>
-      </w:r>
-      <w:r>
-        <w:t xml:space="preserve"> (Tisch ausgewählt aufgrund von Anzahl der Personen/ Zeit der Reservierung festlegen)</w:t>
-      </w:r>
-    </w:p>
-    <w:p>
-      <w:r>
-        <w:t>Optional:</w:t>
+        <w:t>Menükarte</w:t>
       </w:r>
     </w:p>
     <w:p>
@@ -190,36 +187,10 @@
         </w:numPr>
       </w:pPr>
       <w:r>
-        <w:t>Rechnung erstellen (Gesamtpreis berechnen, Zahlungsart speichern, Bestellung als bezahlt markieren</w:t>
-      </w:r>
-      <w:r>
-        <w:t>, Wann wurde bezahlt</w:t>
-      </w:r>
-      <w:r>
-        <w:t>)</w:t>
-      </w:r>
-    </w:p>
-    <w:p>
-      <w:pPr>
-        <w:pStyle w:val="Listenabsatz"/>
-        <w:numPr>
-          <w:ilvl w:val="0"/>
-          <w:numId w:val="1"/>
-        </w:numPr>
-      </w:pPr>
-      <w:r>
-        <w:t>Statistik mit anzeige wo oben steht wie oft welche Gerichte bestellt wurden (Leaderboard)</w:t>
+        <w:t>Leaderboard</w:t>
       </w:r>
     </w:p>
     <w:p/>
-    <w:p>
-      <w:r>
-        <w:t xml:space="preserve"> </w:t>
-      </w:r>
-      <w:r>
-        <w:t>DAS ALLES NOCH ALS TEXT HINSCHREIBEN</w:t>
-      </w:r>
-    </w:p>
     <w:sectPr>
       <w:pgSz w:w="11906" w:h="16838"/>
       <w:pgMar w:top="1417" w:right="1417" w:bottom="1134" w:left="1417" w:header="708" w:footer="708" w:gutter="0"/>
